--- a/claude/thesis_chapter/CHAPTER2_litreview_FA_R1_tracked.docx
+++ b/claude/thesis_chapter/CHAPTER2_litreview_FA_R1_tracked.docx
@@ -35,6 +35,7 @@
       </w:r>
       <w:r>
         <w:rPr>
+          <w:rStyle w:val="TrackAdd"/>
           <w:rtl/>
         </w:rPr>
         <w:t xml:space="preserve">سبزرنگ</w:t>
@@ -59,7 +60,7 @@
       </w:r>
       <w:r>
         <w:rPr>
-          <w:strike/>
+          <w:rStyle w:val="TrackDel"/>
           <w:rtl/>
         </w:rPr>
         <w:t xml:space="preserve">قرمز خط‌خورده</w:t>
@@ -96,7 +97,7 @@
       </w:pPr>
       <w:r>
         <w:rPr>
-          <w:strike/>
+          <w:rStyle w:val="TrackDel"/>
           <w:rtl/>
         </w:rPr>
         <w:t xml:space="preserve">[فهرست عناوینِ تکراریِ بالای مقدمه در پیش‌نویس نویسنده — حذف شد]</w:t>
@@ -108,7 +109,7 @@
       </w:pPr>
       <w:r>
         <w:rPr>
-          <w:strike/>
+          <w:rStyle w:val="TrackDel"/>
           <w:rtl/>
         </w:rPr>
         <w:t xml:space="preserve">2-2. برخی از تئوری‌های مورد استفاده در تحلیل استوانه‌ها</w:t>
@@ -120,7 +121,7 @@
       </w:pPr>
       <w:r>
         <w:rPr>
-          <w:strike/>
+          <w:rStyle w:val="TrackDel"/>
           <w:rtl/>
         </w:rPr>
         <w:t xml:space="preserve">2-3. استوانه‌ها، مخروط‌ها، کره‌ها و دیسک‌های کامپوزیتی</w:t>
@@ -132,7 +133,7 @@
       </w:pPr>
       <w:r>
         <w:rPr>
-          <w:strike/>
+          <w:rStyle w:val="TrackDel"/>
           <w:rtl/>
         </w:rPr>
         <w:t xml:space="preserve">2-4. استوانه‌ها تحت بار ترمو- مکانیکی</w:t>
@@ -144,7 +145,7 @@
       </w:pPr>
       <w:r>
         <w:rPr>
-          <w:strike/>
+          <w:rStyle w:val="TrackDel"/>
           <w:rtl/>
         </w:rPr>
         <w:t xml:space="preserve">2-5. مواد مرکب متخلخل</w:t>
@@ -156,7 +157,7 @@
       </w:pPr>
       <w:r>
         <w:rPr>
-          <w:strike/>
+          <w:rStyle w:val="TrackDel"/>
           <w:rtl/>
         </w:rPr>
         <w:t xml:space="preserve">2-6. تئوری‌های ترموالاستیک تعمیم‌یافته و ممزوج</w:t>
@@ -204,6 +205,7 @@
       </w:r>
       <w:r>
         <w:rPr>
+          <w:rStyle w:val="TrackAdd"/>
           <w:rtl/>
         </w:rPr>
         <w:t xml:space="preserve">پس از مرور این چارچوب‌های نظری، پژوهش‌های پیشین در پنج محور دسته‌بندی و بررسی می‌شوند: نخست کارهای مربوط به استوانه‌ها، مخروط‌ها، کره‌ها و دیسک‌های کامپوزیتی؛ سپس تحلیل استوانه‌ها تحت بار ترمو-مکانیکی؛ آن‌گاه مواد مرکب متخلخل؛ و سرانجام تئوری‌های ترموالاستیک تعمیم‌یافته و ممزوج. فصل با یک جمع‌بندی و تبیین شکافِ موجود در ادبیات به پایان می‌رسد که موضوع و نوآوری پژوهش حاضر را موضع‌یابی می‌کند.</w:t>
@@ -268,6 +270,15 @@
           <w:t xml:space="preserve">6</w:t>
         </w:r>
       </w:hyperlink>
+      <w:hyperlink w:anchor="X18034d59cc23cd234014ad0a8003e4facaa8f4e">
+        <w:r>
+          <w:rPr>
+            <w:rStyle w:val="Hyperlink"/>
+            <w:rtl/>
+          </w:rPr>
+          <w:t xml:space="preserve">5</w:t>
+        </w:r>
+      </w:hyperlink>
       <w:r>
         <w:rPr>
           <w:rtl/>
@@ -314,6 +325,15 @@
             <w:rtl/>
           </w:rPr>
           <w:t xml:space="preserve">6</w:t>
+        </w:r>
+      </w:hyperlink>
+      <w:hyperlink w:anchor="X467e643a27e9530b31f3c4cfdfb6f7ec701436d">
+        <w:r>
+          <w:rPr>
+            <w:rStyle w:val="Hyperlink"/>
+            <w:rtl/>
+          </w:rPr>
+          <w:t xml:space="preserve">78</w:t>
         </w:r>
       </w:hyperlink>
       <w:r>
@@ -1252,6 +1272,7 @@
       </w:r>
       <w:r>
         <w:rPr>
+          <w:rStyle w:val="TrackAdd"/>
           <w:rtl/>
         </w:rPr>
         <w:t xml:space="preserve">مدلِ تخلخلِ سلول‌های بازِ به‌کاررفته در همین پژوهش، مبنای مدل‌سازی تخلخل در پژوهش حاضر نیز هست</w:t>
@@ -1455,6 +1476,7 @@
       </w:r>
       <w:r>
         <w:rPr>
+          <w:rStyle w:val="TrackAdd"/>
           <w:rtl/>
         </w:rPr>
         <w:t xml:space="preserve">در همین کار، تبدیل کسر حجمی از کسر وزنیِ پلاکت‌ها ارائه شده که در پژوهش حاضر نیز به‌کار می‌رود</w:t>
@@ -1563,12 +1585,14 @@
       </w:pPr>
       <w:r>
         <w:rPr>
+          <w:rStyle w:val="TrackAdd"/>
           <w:rtl/>
         </w:rPr>
         <w:t xml:space="preserve">نظریهٔ کلاسیک ترموالاستیسیته بر قانون هدایت گرمای فوریه استوار است که سرعت انتشار موج حرارتی را بی‌نهایت فرض می‌کند؛ این فرض به معادلهٔ پارابولیکِ هدایت گرما و در نتیجه به «تناقض سرعت بی‌نهایت» می‌انجامد که در شوک‌های حرارتیِ گذرا فیزیکی نیست. برای رفع این کاستی، خانواده‌ای از نظریه‌های تعمیم‌یافته معرفی شده‌اند که هستهٔ مشترک آن‌ها جایگزینیِ قانون فوریه با یک قانون هدایتِ هذلولوی و ممزوج‌کردنِ کاملِ میدان‌های دما و جابجایی است. نظریهٔ لرد–شولمن با افزودنِ یک زمان تخفیفِ حرارتی</w:t>
       </w:r>
       <w:r>
         <w:rPr>
+          <w:rStyle w:val="TrackAdd"/>
           <w:rtl/>
         </w:rPr>
         <w:t xml:space="preserve"> </w:t>
@@ -1589,18 +1613,21 @@
       </m:oMath>
       <w:r>
         <w:rPr>
+          <w:rStyle w:val="TrackAdd"/>
           <w:rtl/>
         </w:rPr>
         <w:t xml:space="preserve"> </w:t>
       </w:r>
       <w:r>
         <w:rPr>
+          <w:rStyle w:val="TrackAdd"/>
           <w:rtl/>
         </w:rPr>
         <w:t xml:space="preserve">به قانون کاتانئو–ورنوته، معادلهٔ هدایت را هذلولوی می‌سازد و به موج حرارتی سرعتی محدود (پدیدهٔ صوت دوم) می‌بخشد؛ در حدِ</w:t>
       </w:r>
       <w:r>
         <w:rPr>
+          <w:rStyle w:val="TrackAdd"/>
           <w:rtl/>
         </w:rPr>
         <w:t xml:space="preserve"> </w:t>
@@ -1630,12 +1657,14 @@
       </m:oMath>
       <w:r>
         <w:rPr>
+          <w:rStyle w:val="TrackAdd"/>
           <w:rtl/>
         </w:rPr>
         <w:t xml:space="preserve"> </w:t>
       </w:r>
       <w:r>
         <w:rPr>
+          <w:rStyle w:val="TrackAdd"/>
           <w:rtl/>
         </w:rPr>
         <w:t xml:space="preserve">این نظریه به حالت ممزوجِ کلاسیکِ فوریه بازمی‌گردد [</w:t>
@@ -1651,12 +1680,14 @@
       </w:hyperlink>
       <w:r>
         <w:rPr>
+          <w:rStyle w:val="TrackAdd"/>
           <w:rtl/>
         </w:rPr>
         <w:t xml:space="preserve">]. نظریهٔ گرین–لیندزی با دو زمان تخفیف و اصلاح رابطهٔ بنیادی، و نظریهٔ گرین–نقدی (در سه صورتِ نوعِ I، II و III) با معرفی «نرخِ رسانش»</w:t>
       </w:r>
       <w:r>
         <w:rPr>
+          <w:rStyle w:val="TrackAdd"/>
           <w:rtl/>
         </w:rPr>
         <w:t xml:space="preserve"> </w:t>
@@ -1680,12 +1711,14 @@
       </m:oMath>
       <w:r>
         <w:rPr>
+          <w:rStyle w:val="TrackAdd"/>
           <w:rtl/>
         </w:rPr>
         <w:t xml:space="preserve"> </w:t>
       </w:r>
       <w:r>
         <w:rPr>
+          <w:rStyle w:val="TrackAdd"/>
           <w:rtl/>
         </w:rPr>
         <w:t xml:space="preserve">و امکانِ انتشار موج حرارتی بدون اتلاف انرژی، هریک به‌گونه‌ای این کاستی را برطرف می‌کنند. نظریهٔ تأخیرِ دوفازیِ (</w:t>
@@ -1701,6 +1734,7 @@
       </m:oMath>
       <w:r>
         <w:rPr>
+          <w:rStyle w:val="TrackAdd"/>
           <w:rtl/>
         </w:rPr>
         <w:t xml:space="preserve">) نیز با دو فاز تأخیرِ مجزا برای شار حرارتی و گرادیان دما، تعمیمی فراگیرتر ارائه می‌دهد. مروری جامع بر این نظریه‌های تعمیم‌یافته و مدل‌های اصلاح‌شده توسط شاکری‌اسکی و همکاران (۲۰۲۱) ارائه شده است [</w:t>
@@ -1716,6 +1750,7 @@
       </w:hyperlink>
       <w:r>
         <w:rPr>
+          <w:rStyle w:val="TrackAdd"/>
           <w:rtl/>
         </w:rPr>
         <w:t xml:space="preserve">]. شکل ۲-۱ جایگاه نسبیِ این نظریه‌ها را در قالب یک درختِ رده‌بندی نشان می‌دهد.</w:t>
@@ -1727,6 +1762,7 @@
       </w:pPr>
       <w:r>
         <w:rPr>
+          <w:rStyle w:val="TrackAdd"/>
           <w:rtl/>
         </w:rPr>
         <w:t xml:space="preserve">[شکل: theory_taxonomy]</w:t>
@@ -1738,6 +1774,7 @@
       </w:pPr>
       <w:r>
         <w:rPr>
+          <w:rStyle w:val="TrackAdd"/>
           <w:b/>
           <w:bCs/>
           <w:rtl/>
@@ -1860,6 +1897,7 @@
       </w:r>
       <w:r>
         <w:rPr>
+          <w:rStyle w:val="TrackAdd"/>
           <w:rtl/>
         </w:rPr>
         <w:t xml:space="preserve">این کار از نزدیک‌ترین پژوهش‌ها به چارچوب پژوهش حاضر (لرد–شولمن، گرافن، تخلخل و هالپین–تسای) است</w:t>
@@ -1910,6 +1948,7 @@
       </w:r>
       <w:r>
         <w:rPr>
+          <w:rStyle w:val="TrackAdd"/>
           <w:rtl/>
         </w:rPr>
         <w:t xml:space="preserve">قرارداد بی‌بعدسازیِ به‌کاررفته در فصل چهارمِ همین پایان‌نامه نیز از همین پژوهش برگرفته شده است</w:t>
@@ -1949,6 +1988,7 @@
       </w:r>
       <w:r>
         <w:rPr>
+          <w:rStyle w:val="TrackAdd"/>
           <w:rtl/>
         </w:rPr>
         <w:t xml:space="preserve">روابط بنیادی، معادلات حاکم و شرایط مرزیِ فصل سومِ پژوهش حاضر عمدتاً از این مرجع اقتباس شده‌اند</w:t>
@@ -2057,6 +2097,7 @@
       </w:pPr>
       <w:r>
         <w:rPr>
+          <w:rStyle w:val="TrackAdd"/>
           <w:rtl/>
         </w:rPr>
         <w:t xml:space="preserve">مرور پیشینهٔ ارائه‌شده در بخش‌های ۲-۲ تا ۲-۶ نشان می‌دهد که سه شاخهٔ پژوهشی به‌طور جداگانه به بلوغ رسیده‌اند: (الف) تحلیل ترموالاستیکِ استوانه‌ها و دیگر المان‌های دوارِ کامپوزیتی تحت بار ترمو-مکانیکی؛ (ب) مدل‌سازیِ موادِ مرکبِ متخلخلِ تقویت‌شده با پلاکت‌های گرافنی به کمک هالپین–تسای، قاعدهٔ مخلوط‌ها و مدل سلول‌های باز؛ و (ج) نظریه‌های ترموالاستیسیتهٔ تعمیم‌یافته و ممزوج، به‌ویژه لرد–شولمن. با این‌همه، بررسیِ هم‌زمانِ این سه شاخه در یک مسئلهٔ واحد به‌ندرت انجام شده و در نقاطِ تلاقیِ آن‌ها شکاف‌هایی آشکار باقی مانده است:</w:t>
@@ -2068,6 +2109,7 @@
       </w:pPr>
       <w:r>
         <w:rPr>
+          <w:rStyle w:val="TrackAdd"/>
           <w:rtl/>
         </w:rPr>
         <w:t xml:space="preserve">نخست آنکه بخش بزرگی از کارهای ترموالاستیکِ گذرا (برای نمونه [</w:t>
@@ -2083,6 +2125,7 @@
       </w:hyperlink>
       <w:r>
         <w:rPr>
+          <w:rStyle w:val="TrackAdd"/>
           <w:rtl/>
         </w:rPr>
         <w:t xml:space="preserve">]، [</w:t>
@@ -2098,6 +2141,7 @@
       </w:hyperlink>
       <w:r>
         <w:rPr>
+          <w:rStyle w:val="TrackAdd"/>
           <w:rtl/>
         </w:rPr>
         <w:t xml:space="preserve">]، [</w:t>
@@ -2113,12 +2157,14 @@
       </w:hyperlink>
       <w:r>
         <w:rPr>
+          <w:rStyle w:val="TrackAdd"/>
           <w:rtl/>
         </w:rPr>
         <w:t xml:space="preserve">]) بر پایهٔ تئوری‌های پوسته (کلاسیک، برشی مرتبهٔ اول یا مراتب بالا) بنا شده‌اند که برای استوانه‌های جدارضخیم — جایی که میدان‌های شعاعی و محلی اهمیت می‌یابند — دقت کافی ندارند؛ حل کاملاً دوبعدیِ الاستیسیته در صفحهٔ</w:t>
       </w:r>
       <w:r>
         <w:rPr>
+          <w:rStyle w:val="TrackAdd"/>
           <w:rtl/>
         </w:rPr>
         <w:t xml:space="preserve"> </w:t>
@@ -2151,12 +2197,14 @@
       </m:oMath>
       <w:r>
         <w:rPr>
+          <w:rStyle w:val="TrackAdd"/>
           <w:rtl/>
         </w:rPr>
         <w:t xml:space="preserve"> </w:t>
       </w:r>
       <w:r>
         <w:rPr>
+          <w:rStyle w:val="TrackAdd"/>
           <w:rtl/>
         </w:rPr>
         <w:t xml:space="preserve">برای این هندسه کمتر به‌کار رفته است.</w:t>
@@ -2168,6 +2216,7 @@
       </w:pPr>
       <w:r>
         <w:rPr>
+          <w:rStyle w:val="TrackAdd"/>
           <w:rtl/>
         </w:rPr>
         <w:t xml:space="preserve">دوم آنکه بسیاری از تحلیل‌های استوانهٔ متخلخلِ گرافنی (برای نمونه [</w:t>
@@ -2183,6 +2232,7 @@
       </w:hyperlink>
       <w:r>
         <w:rPr>
+          <w:rStyle w:val="TrackAdd"/>
           <w:rtl/>
         </w:rPr>
         <w:t xml:space="preserve">]، [</w:t>
@@ -2198,6 +2248,7 @@
       </w:hyperlink>
       <w:r>
         <w:rPr>
+          <w:rStyle w:val="TrackAdd"/>
           <w:rtl/>
         </w:rPr>
         <w:t xml:space="preserve">]، [</w:t>
@@ -2213,6 +2264,7 @@
       </w:hyperlink>
       <w:r>
         <w:rPr>
+          <w:rStyle w:val="TrackAdd"/>
           <w:rtl/>
         </w:rPr>
         <w:t xml:space="preserve">]) در چارچوب مکانیکی یا حرارتیِ پایا و بر پایهٔ هدایت فوریه انجام شده‌اند و پدیدهٔ صوت دوم و ماهیتِ گذرا و هذلولویِ موج حرارتیِ ناشی از شوک را در بر نمی‌گیرند.</w:t>
@@ -2224,6 +2276,7 @@
       </w:pPr>
       <w:r>
         <w:rPr>
+          <w:rStyle w:val="TrackAdd"/>
           <w:rtl/>
         </w:rPr>
         <w:t xml:space="preserve">سوم آنکه پژوهش‌هایی که هستهٔ نظریِ پژوهش حاضر را می‌سازند — یعنی به‌کارگیریِ لرد–شولمن با دیفرانسیل کوادریچر لایه‌ای و نیومارک برای هندسه‌های مدرج تابعیِ تقویت‌شده با گرافن [</w:t>
@@ -2239,6 +2292,7 @@
       </w:hyperlink>
       <w:r>
         <w:rPr>
+          <w:rStyle w:val="TrackAdd"/>
           <w:rtl/>
         </w:rPr>
         <w:t xml:space="preserve">]، [</w:t>
@@ -2254,6 +2308,7 @@
       </w:hyperlink>
       <w:r>
         <w:rPr>
+          <w:rStyle w:val="TrackAdd"/>
           <w:rtl/>
         </w:rPr>
         <w:t xml:space="preserve">]، [</w:t>
@@ -2269,6 +2324,7 @@
       </w:hyperlink>
       <w:r>
         <w:rPr>
+          <w:rStyle w:val="TrackAdd"/>
           <w:rtl/>
         </w:rPr>
         <w:t xml:space="preserve">] — عمدتاً به کره، مخروط ناقص یا پوستهٔ نازک پرداخته‌اند و مسئلهٔ استوانهٔ توخالیِ جدارضخیمِ چندلایه را، آن‌هم با حضورِ هم‌زمانِ تقویتِ گرافنی و تخلخلِ توزیع‌شده، پوشش نداده‌اند. کارِ پیشینِ مشابه [</w:t>
@@ -2284,6 +2340,7 @@
       </w:hyperlink>
       <w:r>
         <w:rPr>
+          <w:rStyle w:val="TrackAdd"/>
           <w:rtl/>
         </w:rPr>
         <w:t xml:space="preserve">] که نزدیک‌ترین قالبِ ساختاری به این پایان‌نامه است، همین چارچوب (لرد–شولمن، گرافن، تخلخل، هالپین–تسای، دیفرانسیل کوادریچر و نیومارک) را برای مخروط ناقص به‌کار برده و پژوهش حاضر یک گام هندسی — از مخروط به استوانه — از آن فراتر می‌رود.</w:t>
@@ -2295,6 +2352,7 @@
       </w:pPr>
       <w:r>
         <w:rPr>
+          <w:rStyle w:val="TrackAdd"/>
           <w:rtl/>
         </w:rPr>
         <w:t xml:space="preserve">چهارم آنکه، تا آنجا که در این مرور بررسی شد، برهم‌کنشِ کاملِ الگوهای توزیعِ گرافن و الگوهای توزیعِ تخلخل — یعنی سنجشِ سیستماتیکِ همهٔ ترکیب‌های ممکنِ این دو خانوادهٔ الگو در یک ماتریسِ کامل — و نیز مقایسهٔ رودررویِ نظریه‌های ترموالاستیسیتهٔ تعمیم‌یافته در یک مسئلهٔ واحدِ استوانه‌ای، در ادبیات گزارش نشده است.</w:t>
@@ -2306,12 +2364,14 @@
       </w:pPr>
       <w:r>
         <w:rPr>
+          <w:rStyle w:val="TrackAdd"/>
           <w:rtl/>
         </w:rPr>
         <w:t xml:space="preserve">بر پایهٔ این شکاف‌ها، پژوهش حاضر یک تحلیل ترموالاستیکِ گذرا و کاملاً ممزوجِ لرد–شولمن را برای یک استوانهٔ توخالیِ جدارضخیمِ چندلایهٔ متخلخلِ تقویت‌شده با پلاکت‌های گرافنی ارائه می‌دهد؛ خواص مؤثر با هالپین–تسای، قاعدهٔ مخلوط‌ها و مدل سلول‌های باز همگن‌سازی می‌شوند، معادلات حاکم به‌صورت دوبعدی در صفحهٔ</w:t>
       </w:r>
       <w:r>
         <w:rPr>
+          <w:rStyle w:val="TrackAdd"/>
           <w:rtl/>
         </w:rPr>
         <w:t xml:space="preserve"> </w:t>
@@ -2344,12 +2404,14 @@
       </m:oMath>
       <w:r>
         <w:rPr>
+          <w:rStyle w:val="TrackAdd"/>
           <w:rtl/>
         </w:rPr>
         <w:t xml:space="preserve"> </w:t>
       </w:r>
       <w:r>
         <w:rPr>
+          <w:rStyle w:val="TrackAdd"/>
           <w:rtl/>
         </w:rPr>
         <w:t xml:space="preserve">و بدونِ تحویل به فرضیات پوسته نوشته می‌شوند، گسسته‌سازیِ مکانی با روش دیفرانسیل کوادریچر لایه‌ای (گره‌های چبیشف–گاوس–لوباتو) و انتگرال‌گیریِ زمانی با روش نیومارک انجام می‌گیرد، و توزیعِ گرافن و تخلخل هریک در پنج الگوی UD، O، X، V و A بررسی می‌شوند. این چارچوب امکانِ مطالعهٔ برهم‌کنشِ کاملِ الگوهای گرافن و تخلخل و نیز مقایسهٔ نظریه‌های تعمیم‌یافته را در یک مسئلهٔ استوانه‌ایِ یکپارچه فراهم می‌آورد و بدین‌ترتیب شکافِ شناسایی‌شده در ادبیات را پر می‌کند. جزئیاتِ مدل‌سازی و روش حل در فصل سوم و یافته‌های عددی در فصل چهارم ارائه می‌شوند.</w:t>
@@ -3129,7 +3191,22 @@
       <w:color w:themeColor="accent1" w:themeShade="BF" w:val="365F91"/>
     </w:rPr>
   </w:style>
-  <w:style w:type="paragraph" w:customStyle="1" w:styleId="SourceCode">
+  <w:style w:customStyle="1" w:styleId="TrackAdd" w:type="character">
+    <w:name w:val="TrackAdd"/>
+    <w:basedOn w:val="BodyTextChar"/>
+    <w:rPr>
+      <w:color w:val="137333"/>
+    </w:rPr>
+  </w:style>
+  <w:style w:customStyle="1" w:styleId="TrackDel" w:type="character">
+    <w:name w:val="TrackDel"/>
+    <w:basedOn w:val="BodyTextChar"/>
+    <w:rPr>
+      <w:color w:val="C5221F"/>
+      <w:strike/>
+    </w:rPr>
+  </w:style>
+  <w:style w:customStyle="1" w:styleId="SourceCode" w:type="paragraph">
     <w:name w:val="Source Code"/>
     <w:basedOn w:val="Normal"/>
     <w:link w:val="VerbatimChar"/>
@@ -3137,7 +3214,7 @@
       <w:wordWrap w:val="off"/>
     </w:pPr>
   </w:style>
-  <w:style w:type="character" w:customStyle="1" w:styleId="KeywordTok">
+  <w:style w:customStyle="1" w:styleId="KeywordTok" w:type="character">
     <w:name w:val="KeywordTok"/>
     <w:basedOn w:val="VerbatimChar"/>
     <w:rPr>
@@ -3145,77 +3222,77 @@
       <w:color w:val="007020"/>
     </w:rPr>
   </w:style>
-  <w:style w:type="character" w:customStyle="1" w:styleId="DataTypeTok">
+  <w:style w:customStyle="1" w:styleId="DataTypeTok" w:type="character">
     <w:name w:val="DataTypeTok"/>
     <w:basedOn w:val="VerbatimChar"/>
     <w:rPr>
       <w:color w:val="902000"/>
     </w:rPr>
   </w:style>
-  <w:style w:type="character" w:customStyle="1" w:styleId="DecValTok">
+  <w:style w:customStyle="1" w:styleId="DecValTok" w:type="character">
     <w:name w:val="DecValTok"/>
     <w:basedOn w:val="VerbatimChar"/>
     <w:rPr>
       <w:color w:val="40a070"/>
     </w:rPr>
   </w:style>
-  <w:style w:type="character" w:customStyle="1" w:styleId="BaseNTok">
+  <w:style w:customStyle="1" w:styleId="BaseNTok" w:type="character">
     <w:name w:val="BaseNTok"/>
     <w:basedOn w:val="VerbatimChar"/>
     <w:rPr>
       <w:color w:val="40a070"/>
     </w:rPr>
   </w:style>
-  <w:style w:type="character" w:customStyle="1" w:styleId="FloatTok">
+  <w:style w:customStyle="1" w:styleId="FloatTok" w:type="character">
     <w:name w:val="FloatTok"/>
     <w:basedOn w:val="VerbatimChar"/>
     <w:rPr>
       <w:color w:val="40a070"/>
     </w:rPr>
   </w:style>
-  <w:style w:type="character" w:customStyle="1" w:styleId="ConstantTok">
+  <w:style w:customStyle="1" w:styleId="ConstantTok" w:type="character">
     <w:name w:val="ConstantTok"/>
     <w:basedOn w:val="VerbatimChar"/>
     <w:rPr>
       <w:color w:val="880000"/>
     </w:rPr>
   </w:style>
-  <w:style w:type="character" w:customStyle="1" w:styleId="CharTok">
+  <w:style w:customStyle="1" w:styleId="CharTok" w:type="character">
     <w:name w:val="CharTok"/>
     <w:basedOn w:val="VerbatimChar"/>
     <w:rPr>
       <w:color w:val="4070a0"/>
     </w:rPr>
   </w:style>
-  <w:style w:type="character" w:customStyle="1" w:styleId="SpecialCharTok">
+  <w:style w:customStyle="1" w:styleId="SpecialCharTok" w:type="character">
     <w:name w:val="SpecialCharTok"/>
     <w:basedOn w:val="VerbatimChar"/>
     <w:rPr>
       <w:color w:val="4070a0"/>
     </w:rPr>
   </w:style>
-  <w:style w:type="character" w:customStyle="1" w:styleId="StringTok">
+  <w:style w:customStyle="1" w:styleId="StringTok" w:type="character">
     <w:name w:val="StringTok"/>
     <w:basedOn w:val="VerbatimChar"/>
     <w:rPr>
       <w:color w:val="4070a0"/>
     </w:rPr>
   </w:style>
-  <w:style w:type="character" w:customStyle="1" w:styleId="VerbatimStringTok">
+  <w:style w:customStyle="1" w:styleId="VerbatimStringTok" w:type="character">
     <w:name w:val="VerbatimStringTok"/>
     <w:basedOn w:val="VerbatimChar"/>
     <w:rPr>
       <w:color w:val="4070a0"/>
     </w:rPr>
   </w:style>
-  <w:style w:type="character" w:customStyle="1" w:styleId="SpecialStringTok">
+  <w:style w:customStyle="1" w:styleId="SpecialStringTok" w:type="character">
     <w:name w:val="SpecialStringTok"/>
     <w:basedOn w:val="VerbatimChar"/>
     <w:rPr>
       <w:color w:val="bb6688"/>
     </w:rPr>
   </w:style>
-  <w:style w:type="character" w:customStyle="1" w:styleId="ImportTok">
+  <w:style w:customStyle="1" w:styleId="ImportTok" w:type="character">
     <w:name w:val="ImportTok"/>
     <w:basedOn w:val="VerbatimChar"/>
     <w:rPr>
@@ -3223,7 +3300,7 @@
       <w:color w:val="008000"/>
     </w:rPr>
   </w:style>
-  <w:style w:type="character" w:customStyle="1" w:styleId="CommentTok">
+  <w:style w:customStyle="1" w:styleId="CommentTok" w:type="character">
     <w:name w:val="CommentTok"/>
     <w:basedOn w:val="VerbatimChar"/>
     <w:rPr>
@@ -3231,7 +3308,7 @@
       <w:color w:val="60a0b0"/>
     </w:rPr>
   </w:style>
-  <w:style w:type="character" w:customStyle="1" w:styleId="DocumentationTok">
+  <w:style w:customStyle="1" w:styleId="DocumentationTok" w:type="character">
     <w:name w:val="DocumentationTok"/>
     <w:basedOn w:val="VerbatimChar"/>
     <w:rPr>
@@ -3239,7 +3316,7 @@
       <w:color w:val="ba2121"/>
     </w:rPr>
   </w:style>
-  <w:style w:type="character" w:customStyle="1" w:styleId="AnnotationTok">
+  <w:style w:customStyle="1" w:styleId="AnnotationTok" w:type="character">
     <w:name w:val="AnnotationTok"/>
     <w:basedOn w:val="VerbatimChar"/>
     <w:rPr>
@@ -3248,7 +3325,7 @@
       <w:color w:val="60a0b0"/>
     </w:rPr>
   </w:style>
-  <w:style w:type="character" w:customStyle="1" w:styleId="CommentVarTok">
+  <w:style w:customStyle="1" w:styleId="CommentVarTok" w:type="character">
     <w:name w:val="CommentVarTok"/>
     <w:basedOn w:val="VerbatimChar"/>
     <w:rPr>
@@ -3257,28 +3334,28 @@
       <w:color w:val="60a0b0"/>
     </w:rPr>
   </w:style>
-  <w:style w:type="character" w:customStyle="1" w:styleId="OtherTok">
+  <w:style w:customStyle="1" w:styleId="OtherTok" w:type="character">
     <w:name w:val="OtherTok"/>
     <w:basedOn w:val="VerbatimChar"/>
     <w:rPr>
       <w:color w:val="007020"/>
     </w:rPr>
   </w:style>
-  <w:style w:type="character" w:customStyle="1" w:styleId="FunctionTok">
+  <w:style w:customStyle="1" w:styleId="FunctionTok" w:type="character">
     <w:name w:val="FunctionTok"/>
     <w:basedOn w:val="VerbatimChar"/>
     <w:rPr>
       <w:color w:val="06287e"/>
     </w:rPr>
   </w:style>
-  <w:style w:type="character" w:customStyle="1" w:styleId="VariableTok">
+  <w:style w:customStyle="1" w:styleId="VariableTok" w:type="character">
     <w:name w:val="VariableTok"/>
     <w:basedOn w:val="VerbatimChar"/>
     <w:rPr>
       <w:color w:val="19177c"/>
     </w:rPr>
   </w:style>
-  <w:style w:type="character" w:customStyle="1" w:styleId="ControlFlowTok">
+  <w:style w:customStyle="1" w:styleId="ControlFlowTok" w:type="character">
     <w:name w:val="ControlFlowTok"/>
     <w:basedOn w:val="VerbatimChar"/>
     <w:rPr>
@@ -3286,45 +3363,45 @@
       <w:color w:val="007020"/>
     </w:rPr>
   </w:style>
-  <w:style w:type="character" w:customStyle="1" w:styleId="OperatorTok">
+  <w:style w:customStyle="1" w:styleId="OperatorTok" w:type="character">
     <w:name w:val="OperatorTok"/>
     <w:basedOn w:val="VerbatimChar"/>
     <w:rPr>
       <w:color w:val="666666"/>
     </w:rPr>
   </w:style>
-  <w:style w:type="character" w:customStyle="1" w:styleId="BuiltInTok">
+  <w:style w:customStyle="1" w:styleId="BuiltInTok" w:type="character">
     <w:name w:val="BuiltInTok"/>
     <w:basedOn w:val="VerbatimChar"/>
     <w:rPr>
       <w:color w:val="008000"/>
     </w:rPr>
   </w:style>
-  <w:style w:type="character" w:customStyle="1" w:styleId="ExtensionTok">
+  <w:style w:customStyle="1" w:styleId="ExtensionTok" w:type="character">
     <w:name w:val="ExtensionTok"/>
     <w:basedOn w:val="VerbatimChar"/>
     <w:rPr/>
   </w:style>
-  <w:style w:type="character" w:customStyle="1" w:styleId="PreprocessorTok">
+  <w:style w:customStyle="1" w:styleId="PreprocessorTok" w:type="character">
     <w:name w:val="PreprocessorTok"/>
     <w:basedOn w:val="VerbatimChar"/>
     <w:rPr>
       <w:color w:val="bc7a00"/>
     </w:rPr>
   </w:style>
-  <w:style w:type="character" w:customStyle="1" w:styleId="AttributeTok">
+  <w:style w:customStyle="1" w:styleId="AttributeTok" w:type="character">
     <w:name w:val="AttributeTok"/>
     <w:basedOn w:val="VerbatimChar"/>
     <w:rPr>
       <w:color w:val="7d9029"/>
     </w:rPr>
   </w:style>
-  <w:style w:type="character" w:customStyle="1" w:styleId="RegionMarkerTok">
+  <w:style w:customStyle="1" w:styleId="RegionMarkerTok" w:type="character">
     <w:name w:val="RegionMarkerTok"/>
     <w:basedOn w:val="VerbatimChar"/>
     <w:rPr/>
   </w:style>
-  <w:style w:type="character" w:customStyle="1" w:styleId="InformationTok">
+  <w:style w:customStyle="1" w:styleId="InformationTok" w:type="character">
     <w:name w:val="InformationTok"/>
     <w:basedOn w:val="VerbatimChar"/>
     <w:rPr>
@@ -3333,7 +3410,7 @@
       <w:color w:val="60a0b0"/>
     </w:rPr>
   </w:style>
-  <w:style w:type="character" w:customStyle="1" w:styleId="WarningTok">
+  <w:style w:customStyle="1" w:styleId="WarningTok" w:type="character">
     <w:name w:val="WarningTok"/>
     <w:basedOn w:val="VerbatimChar"/>
     <w:rPr>
@@ -3342,7 +3419,7 @@
       <w:color w:val="60a0b0"/>
     </w:rPr>
   </w:style>
-  <w:style w:type="character" w:customStyle="1" w:styleId="AlertTok">
+  <w:style w:customStyle="1" w:styleId="AlertTok" w:type="character">
     <w:name w:val="AlertTok"/>
     <w:basedOn w:val="VerbatimChar"/>
     <w:rPr>
@@ -3350,7 +3427,7 @@
       <w:color w:val="ff0000"/>
     </w:rPr>
   </w:style>
-  <w:style w:type="character" w:customStyle="1" w:styleId="ErrorTok">
+  <w:style w:customStyle="1" w:styleId="ErrorTok" w:type="character">
     <w:name w:val="ErrorTok"/>
     <w:basedOn w:val="VerbatimChar"/>
     <w:rPr>
@@ -3358,7 +3435,7 @@
       <w:color w:val="ff0000"/>
     </w:rPr>
   </w:style>
-  <w:style w:type="character" w:customStyle="1" w:styleId="NormalTok">
+  <w:style w:customStyle="1" w:styleId="NormalTok" w:type="character">
     <w:name w:val="NormalTok"/>
     <w:basedOn w:val="VerbatimChar"/>
     <w:rPr/>

--- a/claude/thesis_chapter/CHAPTER2_litreview_FA_R1_tracked.docx
+++ b/claude/thesis_chapter/CHAPTER2_litreview_FA_R1_tracked.docx
@@ -35,7 +35,6 @@
       </w:r>
       <w:r>
         <w:rPr>
-          <w:rStyle w:val="TrackAdd"/>
           <w:rtl/>
         </w:rPr>
         <w:t xml:space="preserve">سبزرنگ</w:t>
@@ -60,7 +59,7 @@
       </w:r>
       <w:r>
         <w:rPr>
-          <w:rStyle w:val="TrackDel"/>
+          <w:strike/>
           <w:rtl/>
         </w:rPr>
         <w:t xml:space="preserve">قرمز خط‌خورده</w:t>
@@ -97,7 +96,7 @@
       </w:pPr>
       <w:r>
         <w:rPr>
-          <w:rStyle w:val="TrackDel"/>
+          <w:strike/>
           <w:rtl/>
         </w:rPr>
         <w:t xml:space="preserve">[فهرست عناوینِ تکراریِ بالای مقدمه در پیش‌نویس نویسنده — حذف شد]</w:t>
@@ -109,7 +108,7 @@
       </w:pPr>
       <w:r>
         <w:rPr>
-          <w:rStyle w:val="TrackDel"/>
+          <w:strike/>
           <w:rtl/>
         </w:rPr>
         <w:t xml:space="preserve">2-2. برخی از تئوری‌های مورد استفاده در تحلیل استوانه‌ها</w:t>
@@ -121,7 +120,7 @@
       </w:pPr>
       <w:r>
         <w:rPr>
-          <w:rStyle w:val="TrackDel"/>
+          <w:strike/>
           <w:rtl/>
         </w:rPr>
         <w:t xml:space="preserve">2-3. استوانه‌ها، مخروط‌ها، کره‌ها و دیسک‌های کامپوزیتی</w:t>
@@ -133,7 +132,7 @@
       </w:pPr>
       <w:r>
         <w:rPr>
-          <w:rStyle w:val="TrackDel"/>
+          <w:strike/>
           <w:rtl/>
         </w:rPr>
         <w:t xml:space="preserve">2-4. استوانه‌ها تحت بار ترمو- مکانیکی</w:t>
@@ -145,7 +144,7 @@
       </w:pPr>
       <w:r>
         <w:rPr>
-          <w:rStyle w:val="TrackDel"/>
+          <w:strike/>
           <w:rtl/>
         </w:rPr>
         <w:t xml:space="preserve">2-5. مواد مرکب متخلخل</w:t>
@@ -157,7 +156,7 @@
       </w:pPr>
       <w:r>
         <w:rPr>
-          <w:rStyle w:val="TrackDel"/>
+          <w:strike/>
           <w:rtl/>
         </w:rPr>
         <w:t xml:space="preserve">2-6. تئوری‌های ترموالاستیک تعمیم‌یافته و ممزوج</w:t>
@@ -205,7 +204,6 @@
       </w:r>
       <w:r>
         <w:rPr>
-          <w:rStyle w:val="TrackAdd"/>
           <w:rtl/>
         </w:rPr>
         <w:t xml:space="preserve">پس از مرور این چارچوب‌های نظری، پژوهش‌های پیشین در پنج محور دسته‌بندی و بررسی می‌شوند: نخست کارهای مربوط به استوانه‌ها، مخروط‌ها، کره‌ها و دیسک‌های کامپوزیتی؛ سپس تحلیل استوانه‌ها تحت بار ترمو-مکانیکی؛ آن‌گاه مواد مرکب متخلخل؛ و سرانجام تئوری‌های ترموالاستیک تعمیم‌یافته و ممزوج. فصل با یک جمع‌بندی و تبیین شکافِ موجود در ادبیات به پایان می‌رسد که موضوع و نوآوری پژوهش حاضر را موضع‌یابی می‌کند.</w:t>
@@ -270,15 +268,6 @@
           <w:t xml:space="preserve">6</w:t>
         </w:r>
       </w:hyperlink>
-      <w:hyperlink w:anchor="X18034d59cc23cd234014ad0a8003e4facaa8f4e">
-        <w:r>
-          <w:rPr>
-            <w:rStyle w:val="Hyperlink"/>
-            <w:rtl/>
-          </w:rPr>
-          <w:t xml:space="preserve">5</w:t>
-        </w:r>
-      </w:hyperlink>
       <w:r>
         <w:rPr>
           <w:rtl/>
@@ -325,15 +314,6 @@
             <w:rtl/>
           </w:rPr>
           <w:t xml:space="preserve">6</w:t>
-        </w:r>
-      </w:hyperlink>
-      <w:hyperlink w:anchor="X467e643a27e9530b31f3c4cfdfb6f7ec701436d">
-        <w:r>
-          <w:rPr>
-            <w:rStyle w:val="Hyperlink"/>
-            <w:rtl/>
-          </w:rPr>
-          <w:t xml:space="preserve">78</w:t>
         </w:r>
       </w:hyperlink>
       <w:r>
@@ -1272,7 +1252,6 @@
       </w:r>
       <w:r>
         <w:rPr>
-          <w:rStyle w:val="TrackAdd"/>
           <w:rtl/>
         </w:rPr>
         <w:t xml:space="preserve">مدلِ تخلخلِ سلول‌های بازِ به‌کاررفته در همین پژوهش، مبنای مدل‌سازی تخلخل در پژوهش حاضر نیز هست</w:t>
@@ -1476,7 +1455,6 @@
       </w:r>
       <w:r>
         <w:rPr>
-          <w:rStyle w:val="TrackAdd"/>
           <w:rtl/>
         </w:rPr>
         <w:t xml:space="preserve">در همین کار، تبدیل کسر حجمی از کسر وزنیِ پلاکت‌ها ارائه شده که در پژوهش حاضر نیز به‌کار می‌رود</w:t>
@@ -1585,14 +1563,12 @@
       </w:pPr>
       <w:r>
         <w:rPr>
-          <w:rStyle w:val="TrackAdd"/>
           <w:rtl/>
         </w:rPr>
         <w:t xml:space="preserve">نظریهٔ کلاسیک ترموالاستیسیته بر قانون هدایت گرمای فوریه استوار است که سرعت انتشار موج حرارتی را بی‌نهایت فرض می‌کند؛ این فرض به معادلهٔ پارابولیکِ هدایت گرما و در نتیجه به «تناقض سرعت بی‌نهایت» می‌انجامد که در شوک‌های حرارتیِ گذرا فیزیکی نیست. برای رفع این کاستی، خانواده‌ای از نظریه‌های تعمیم‌یافته معرفی شده‌اند که هستهٔ مشترک آن‌ها جایگزینیِ قانون فوریه با یک قانون هدایتِ هذلولوی و ممزوج‌کردنِ کاملِ میدان‌های دما و جابجایی است. نظریهٔ لرد–شولمن با افزودنِ یک زمان تخفیفِ حرارتی</w:t>
       </w:r>
       <w:r>
         <w:rPr>
-          <w:rStyle w:val="TrackAdd"/>
           <w:rtl/>
         </w:rPr>
         <w:t xml:space="preserve"> </w:t>
@@ -1613,21 +1589,18 @@
       </m:oMath>
       <w:r>
         <w:rPr>
-          <w:rStyle w:val="TrackAdd"/>
           <w:rtl/>
         </w:rPr>
         <w:t xml:space="preserve"> </w:t>
       </w:r>
       <w:r>
         <w:rPr>
-          <w:rStyle w:val="TrackAdd"/>
           <w:rtl/>
         </w:rPr>
         <w:t xml:space="preserve">به قانون کاتانئو–ورنوته، معادلهٔ هدایت را هذلولوی می‌سازد و به موج حرارتی سرعتی محدود (پدیدهٔ صوت دوم) می‌بخشد؛ در حدِ</w:t>
       </w:r>
       <w:r>
         <w:rPr>
-          <w:rStyle w:val="TrackAdd"/>
           <w:rtl/>
         </w:rPr>
         <w:t xml:space="preserve"> </w:t>
@@ -1657,14 +1630,12 @@
       </m:oMath>
       <w:r>
         <w:rPr>
-          <w:rStyle w:val="TrackAdd"/>
           <w:rtl/>
         </w:rPr>
         <w:t xml:space="preserve"> </w:t>
       </w:r>
       <w:r>
         <w:rPr>
-          <w:rStyle w:val="TrackAdd"/>
           <w:rtl/>
         </w:rPr>
         <w:t xml:space="preserve">این نظریه به حالت ممزوجِ کلاسیکِ فوریه بازمی‌گردد [</w:t>
@@ -1680,14 +1651,12 @@
       </w:hyperlink>
       <w:r>
         <w:rPr>
-          <w:rStyle w:val="TrackAdd"/>
           <w:rtl/>
         </w:rPr>
         <w:t xml:space="preserve">]. نظریهٔ گرین–لیندزی با دو زمان تخفیف و اصلاح رابطهٔ بنیادی، و نظریهٔ گرین–نقدی (در سه صورتِ نوعِ I، II و III) با معرفی «نرخِ رسانش»</w:t>
       </w:r>
       <w:r>
         <w:rPr>
-          <w:rStyle w:val="TrackAdd"/>
           <w:rtl/>
         </w:rPr>
         <w:t xml:space="preserve"> </w:t>
@@ -1711,14 +1680,12 @@
       </m:oMath>
       <w:r>
         <w:rPr>
-          <w:rStyle w:val="TrackAdd"/>
           <w:rtl/>
         </w:rPr>
         <w:t xml:space="preserve"> </w:t>
       </w:r>
       <w:r>
         <w:rPr>
-          <w:rStyle w:val="TrackAdd"/>
           <w:rtl/>
         </w:rPr>
         <w:t xml:space="preserve">و امکانِ انتشار موج حرارتی بدون اتلاف انرژی، هریک به‌گونه‌ای این کاستی را برطرف می‌کنند. نظریهٔ تأخیرِ دوفازیِ (</w:t>
@@ -1734,7 +1701,6 @@
       </m:oMath>
       <w:r>
         <w:rPr>
-          <w:rStyle w:val="TrackAdd"/>
           <w:rtl/>
         </w:rPr>
         <w:t xml:space="preserve">) نیز با دو فاز تأخیرِ مجزا برای شار حرارتی و گرادیان دما، تعمیمی فراگیرتر ارائه می‌دهد. مروری جامع بر این نظریه‌های تعمیم‌یافته و مدل‌های اصلاح‌شده توسط شاکری‌اسکی و همکاران (۲۰۲۱) ارائه شده است [</w:t>
@@ -1750,7 +1716,6 @@
       </w:hyperlink>
       <w:r>
         <w:rPr>
-          <w:rStyle w:val="TrackAdd"/>
           <w:rtl/>
         </w:rPr>
         <w:t xml:space="preserve">]. شکل ۲-۱ جایگاه نسبیِ این نظریه‌ها را در قالب یک درختِ رده‌بندی نشان می‌دهد.</w:t>
@@ -1762,7 +1727,6 @@
       </w:pPr>
       <w:r>
         <w:rPr>
-          <w:rStyle w:val="TrackAdd"/>
           <w:rtl/>
         </w:rPr>
         <w:t xml:space="preserve">[شکل: theory_taxonomy]</w:t>
@@ -1774,7 +1738,6 @@
       </w:pPr>
       <w:r>
         <w:rPr>
-          <w:rStyle w:val="TrackAdd"/>
           <w:b/>
           <w:bCs/>
           <w:rtl/>
@@ -1897,7 +1860,6 @@
       </w:r>
       <w:r>
         <w:rPr>
-          <w:rStyle w:val="TrackAdd"/>
           <w:rtl/>
         </w:rPr>
         <w:t xml:space="preserve">این کار از نزدیک‌ترین پژوهش‌ها به چارچوب پژوهش حاضر (لرد–شولمن، گرافن، تخلخل و هالپین–تسای) است</w:t>
@@ -1948,7 +1910,6 @@
       </w:r>
       <w:r>
         <w:rPr>
-          <w:rStyle w:val="TrackAdd"/>
           <w:rtl/>
         </w:rPr>
         <w:t xml:space="preserve">قرارداد بی‌بعدسازیِ به‌کاررفته در فصل چهارمِ همین پایان‌نامه نیز از همین پژوهش برگرفته شده است</w:t>
@@ -1988,7 +1949,6 @@
       </w:r>
       <w:r>
         <w:rPr>
-          <w:rStyle w:val="TrackAdd"/>
           <w:rtl/>
         </w:rPr>
         <w:t xml:space="preserve">روابط بنیادی، معادلات حاکم و شرایط مرزیِ فصل سومِ پژوهش حاضر عمدتاً از این مرجع اقتباس شده‌اند</w:t>
@@ -2097,7 +2057,6 @@
       </w:pPr>
       <w:r>
         <w:rPr>
-          <w:rStyle w:val="TrackAdd"/>
           <w:rtl/>
         </w:rPr>
         <w:t xml:space="preserve">مرور پیشینهٔ ارائه‌شده در بخش‌های ۲-۲ تا ۲-۶ نشان می‌دهد که سه شاخهٔ پژوهشی به‌طور جداگانه به بلوغ رسیده‌اند: (الف) تحلیل ترموالاستیکِ استوانه‌ها و دیگر المان‌های دوارِ کامپوزیتی تحت بار ترمو-مکانیکی؛ (ب) مدل‌سازیِ موادِ مرکبِ متخلخلِ تقویت‌شده با پلاکت‌های گرافنی به کمک هالپین–تسای، قاعدهٔ مخلوط‌ها و مدل سلول‌های باز؛ و (ج) نظریه‌های ترموالاستیسیتهٔ تعمیم‌یافته و ممزوج، به‌ویژه لرد–شولمن. با این‌همه، بررسیِ هم‌زمانِ این سه شاخه در یک مسئلهٔ واحد به‌ندرت انجام شده و در نقاطِ تلاقیِ آن‌ها شکاف‌هایی آشکار باقی مانده است:</w:t>
@@ -2109,7 +2068,6 @@
       </w:pPr>
       <w:r>
         <w:rPr>
-          <w:rStyle w:val="TrackAdd"/>
           <w:rtl/>
         </w:rPr>
         <w:t xml:space="preserve">نخست آنکه بخش بزرگی از کارهای ترموالاستیکِ گذرا (برای نمونه [</w:t>
@@ -2125,7 +2083,6 @@
       </w:hyperlink>
       <w:r>
         <w:rPr>
-          <w:rStyle w:val="TrackAdd"/>
           <w:rtl/>
         </w:rPr>
         <w:t xml:space="preserve">]، [</w:t>
@@ -2141,7 +2098,6 @@
       </w:hyperlink>
       <w:r>
         <w:rPr>
-          <w:rStyle w:val="TrackAdd"/>
           <w:rtl/>
         </w:rPr>
         <w:t xml:space="preserve">]، [</w:t>
@@ -2157,14 +2113,12 @@
       </w:hyperlink>
       <w:r>
         <w:rPr>
-          <w:rStyle w:val="TrackAdd"/>
           <w:rtl/>
         </w:rPr>
         <w:t xml:space="preserve">]) بر پایهٔ تئوری‌های پوسته (کلاسیک، برشی مرتبهٔ اول یا مراتب بالا) بنا شده‌اند که برای استوانه‌های جدارضخیم — جایی که میدان‌های شعاعی و محلی اهمیت می‌یابند — دقت کافی ندارند؛ حل کاملاً دوبعدیِ الاستیسیته در صفحهٔ</w:t>
       </w:r>
       <w:r>
         <w:rPr>
-          <w:rStyle w:val="TrackAdd"/>
           <w:rtl/>
         </w:rPr>
         <w:t xml:space="preserve"> </w:t>
@@ -2197,14 +2151,12 @@
       </m:oMath>
       <w:r>
         <w:rPr>
-          <w:rStyle w:val="TrackAdd"/>
           <w:rtl/>
         </w:rPr>
         <w:t xml:space="preserve"> </w:t>
       </w:r>
       <w:r>
         <w:rPr>
-          <w:rStyle w:val="TrackAdd"/>
           <w:rtl/>
         </w:rPr>
         <w:t xml:space="preserve">برای این هندسه کمتر به‌کار رفته است.</w:t>
@@ -2216,7 +2168,6 @@
       </w:pPr>
       <w:r>
         <w:rPr>
-          <w:rStyle w:val="TrackAdd"/>
           <w:rtl/>
         </w:rPr>
         <w:t xml:space="preserve">دوم آنکه بسیاری از تحلیل‌های استوانهٔ متخلخلِ گرافنی (برای نمونه [</w:t>
@@ -2232,7 +2183,6 @@
       </w:hyperlink>
       <w:r>
         <w:rPr>
-          <w:rStyle w:val="TrackAdd"/>
           <w:rtl/>
         </w:rPr>
         <w:t xml:space="preserve">]، [</w:t>
@@ -2248,7 +2198,6 @@
       </w:hyperlink>
       <w:r>
         <w:rPr>
-          <w:rStyle w:val="TrackAdd"/>
           <w:rtl/>
         </w:rPr>
         <w:t xml:space="preserve">]، [</w:t>
@@ -2264,7 +2213,6 @@
       </w:hyperlink>
       <w:r>
         <w:rPr>
-          <w:rStyle w:val="TrackAdd"/>
           <w:rtl/>
         </w:rPr>
         <w:t xml:space="preserve">]) در چارچوب مکانیکی یا حرارتیِ پایا و بر پایهٔ هدایت فوریه انجام شده‌اند و پدیدهٔ صوت دوم و ماهیتِ گذرا و هذلولویِ موج حرارتیِ ناشی از شوک را در بر نمی‌گیرند.</w:t>
@@ -2276,7 +2224,6 @@
       </w:pPr>
       <w:r>
         <w:rPr>
-          <w:rStyle w:val="TrackAdd"/>
           <w:rtl/>
         </w:rPr>
         <w:t xml:space="preserve">سوم آنکه پژوهش‌هایی که هستهٔ نظریِ پژوهش حاضر را می‌سازند — یعنی به‌کارگیریِ لرد–شولمن با دیفرانسیل کوادریچر لایه‌ای و نیومارک برای هندسه‌های مدرج تابعیِ تقویت‌شده با گرافن [</w:t>
@@ -2292,7 +2239,6 @@
       </w:hyperlink>
       <w:r>
         <w:rPr>
-          <w:rStyle w:val="TrackAdd"/>
           <w:rtl/>
         </w:rPr>
         <w:t xml:space="preserve">]، [</w:t>
@@ -2308,7 +2254,6 @@
       </w:hyperlink>
       <w:r>
         <w:rPr>
-          <w:rStyle w:val="TrackAdd"/>
           <w:rtl/>
         </w:rPr>
         <w:t xml:space="preserve">]، [</w:t>
@@ -2324,7 +2269,6 @@
       </w:hyperlink>
       <w:r>
         <w:rPr>
-          <w:rStyle w:val="TrackAdd"/>
           <w:rtl/>
         </w:rPr>
         <w:t xml:space="preserve">] — عمدتاً به کره، مخروط ناقص یا پوستهٔ نازک پرداخته‌اند و مسئلهٔ استوانهٔ توخالیِ جدارضخیمِ چندلایه را، آن‌هم با حضورِ هم‌زمانِ تقویتِ گرافنی و تخلخلِ توزیع‌شده، پوشش نداده‌اند. کارِ پیشینِ مشابه [</w:t>
@@ -2340,7 +2284,6 @@
       </w:hyperlink>
       <w:r>
         <w:rPr>
-          <w:rStyle w:val="TrackAdd"/>
           <w:rtl/>
         </w:rPr>
         <w:t xml:space="preserve">] که نزدیک‌ترین قالبِ ساختاری به این پایان‌نامه است، همین چارچوب (لرد–شولمن، گرافن، تخلخل، هالپین–تسای، دیفرانسیل کوادریچر و نیومارک) را برای مخروط ناقص به‌کار برده و پژوهش حاضر یک گام هندسی — از مخروط به استوانه — از آن فراتر می‌رود.</w:t>
@@ -2352,7 +2295,6 @@
       </w:pPr>
       <w:r>
         <w:rPr>
-          <w:rStyle w:val="TrackAdd"/>
           <w:rtl/>
         </w:rPr>
         <w:t xml:space="preserve">چهارم آنکه، تا آنجا که در این مرور بررسی شد، برهم‌کنشِ کاملِ الگوهای توزیعِ گرافن و الگوهای توزیعِ تخلخل — یعنی سنجشِ سیستماتیکِ همهٔ ترکیب‌های ممکنِ این دو خانوادهٔ الگو در یک ماتریسِ کامل — و نیز مقایسهٔ رودررویِ نظریه‌های ترموالاستیسیتهٔ تعمیم‌یافته در یک مسئلهٔ واحدِ استوانه‌ای، در ادبیات گزارش نشده است.</w:t>
@@ -2364,14 +2306,12 @@
       </w:pPr>
       <w:r>
         <w:rPr>
-          <w:rStyle w:val="TrackAdd"/>
           <w:rtl/>
         </w:rPr>
         <w:t xml:space="preserve">بر پایهٔ این شکاف‌ها، پژوهش حاضر یک تحلیل ترموالاستیکِ گذرا و کاملاً ممزوجِ لرد–شولمن را برای یک استوانهٔ توخالیِ جدارضخیمِ چندلایهٔ متخلخلِ تقویت‌شده با پلاکت‌های گرافنی ارائه می‌دهد؛ خواص مؤثر با هالپین–تسای، قاعدهٔ مخلوط‌ها و مدل سلول‌های باز همگن‌سازی می‌شوند، معادلات حاکم به‌صورت دوبعدی در صفحهٔ</w:t>
       </w:r>
       <w:r>
         <w:rPr>
-          <w:rStyle w:val="TrackAdd"/>
           <w:rtl/>
         </w:rPr>
         <w:t xml:space="preserve"> </w:t>
@@ -2404,14 +2344,12 @@
       </m:oMath>
       <w:r>
         <w:rPr>
-          <w:rStyle w:val="TrackAdd"/>
           <w:rtl/>
         </w:rPr>
         <w:t xml:space="preserve"> </w:t>
       </w:r>
       <w:r>
         <w:rPr>
-          <w:rStyle w:val="TrackAdd"/>
           <w:rtl/>
         </w:rPr>
         <w:t xml:space="preserve">و بدونِ تحویل به فرضیات پوسته نوشته می‌شوند، گسسته‌سازیِ مکانی با روش دیفرانسیل کوادریچر لایه‌ای (گره‌های چبیشف–گاوس–لوباتو) و انتگرال‌گیریِ زمانی با روش نیومارک انجام می‌گیرد، و توزیعِ گرافن و تخلخل هریک در پنج الگوی UD، O، X، V و A بررسی می‌شوند. این چارچوب امکانِ مطالعهٔ برهم‌کنشِ کاملِ الگوهای گرافن و تخلخل و نیز مقایسهٔ نظریه‌های تعمیم‌یافته را در یک مسئلهٔ استوانه‌ایِ یکپارچه فراهم می‌آورد و بدین‌ترتیب شکافِ شناسایی‌شده در ادبیات را پر می‌کند. جزئیاتِ مدل‌سازی و روش حل در فصل سوم و یافته‌های عددی در فصل چهارم ارائه می‌شوند.</w:t>
@@ -3191,22 +3129,7 @@
       <w:color w:themeColor="accent1" w:themeShade="BF" w:val="365F91"/>
     </w:rPr>
   </w:style>
-  <w:style w:customStyle="1" w:styleId="TrackAdd" w:type="character">
-    <w:name w:val="TrackAdd"/>
-    <w:basedOn w:val="BodyTextChar"/>
-    <w:rPr>
-      <w:color w:val="137333"/>
-    </w:rPr>
-  </w:style>
-  <w:style w:customStyle="1" w:styleId="TrackDel" w:type="character">
-    <w:name w:val="TrackDel"/>
-    <w:basedOn w:val="BodyTextChar"/>
-    <w:rPr>
-      <w:color w:val="C5221F"/>
-      <w:strike/>
-    </w:rPr>
-  </w:style>
-  <w:style w:customStyle="1" w:styleId="SourceCode" w:type="paragraph">
+  <w:style w:type="paragraph" w:customStyle="1" w:styleId="SourceCode">
     <w:name w:val="Source Code"/>
     <w:basedOn w:val="Normal"/>
     <w:link w:val="VerbatimChar"/>
@@ -3214,7 +3137,7 @@
       <w:wordWrap w:val="off"/>
     </w:pPr>
   </w:style>
-  <w:style w:customStyle="1" w:styleId="KeywordTok" w:type="character">
+  <w:style w:type="character" w:customStyle="1" w:styleId="KeywordTok">
     <w:name w:val="KeywordTok"/>
     <w:basedOn w:val="VerbatimChar"/>
     <w:rPr>
@@ -3222,77 +3145,77 @@
       <w:color w:val="007020"/>
     </w:rPr>
   </w:style>
-  <w:style w:customStyle="1" w:styleId="DataTypeTok" w:type="character">
+  <w:style w:type="character" w:customStyle="1" w:styleId="DataTypeTok">
     <w:name w:val="DataTypeTok"/>
     <w:basedOn w:val="VerbatimChar"/>
     <w:rPr>
       <w:color w:val="902000"/>
     </w:rPr>
   </w:style>
-  <w:style w:customStyle="1" w:styleId="DecValTok" w:type="character">
+  <w:style w:type="character" w:customStyle="1" w:styleId="DecValTok">
     <w:name w:val="DecValTok"/>
     <w:basedOn w:val="VerbatimChar"/>
     <w:rPr>
       <w:color w:val="40a070"/>
     </w:rPr>
   </w:style>
-  <w:style w:customStyle="1" w:styleId="BaseNTok" w:type="character">
+  <w:style w:type="character" w:customStyle="1" w:styleId="BaseNTok">
     <w:name w:val="BaseNTok"/>
     <w:basedOn w:val="VerbatimChar"/>
     <w:rPr>
       <w:color w:val="40a070"/>
     </w:rPr>
   </w:style>
-  <w:style w:customStyle="1" w:styleId="FloatTok" w:type="character">
+  <w:style w:type="character" w:customStyle="1" w:styleId="FloatTok">
     <w:name w:val="FloatTok"/>
     <w:basedOn w:val="VerbatimChar"/>
     <w:rPr>
       <w:color w:val="40a070"/>
     </w:rPr>
   </w:style>
-  <w:style w:customStyle="1" w:styleId="ConstantTok" w:type="character">
+  <w:style w:type="character" w:customStyle="1" w:styleId="ConstantTok">
     <w:name w:val="ConstantTok"/>
     <w:basedOn w:val="VerbatimChar"/>
     <w:rPr>
       <w:color w:val="880000"/>
     </w:rPr>
   </w:style>
-  <w:style w:customStyle="1" w:styleId="CharTok" w:type="character">
+  <w:style w:type="character" w:customStyle="1" w:styleId="CharTok">
     <w:name w:val="CharTok"/>
     <w:basedOn w:val="VerbatimChar"/>
     <w:rPr>
       <w:color w:val="4070a0"/>
     </w:rPr>
   </w:style>
-  <w:style w:customStyle="1" w:styleId="SpecialCharTok" w:type="character">
+  <w:style w:type="character" w:customStyle="1" w:styleId="SpecialCharTok">
     <w:name w:val="SpecialCharTok"/>
     <w:basedOn w:val="VerbatimChar"/>
     <w:rPr>
       <w:color w:val="4070a0"/>
     </w:rPr>
   </w:style>
-  <w:style w:customStyle="1" w:styleId="StringTok" w:type="character">
+  <w:style w:type="character" w:customStyle="1" w:styleId="StringTok">
     <w:name w:val="StringTok"/>
     <w:basedOn w:val="VerbatimChar"/>
     <w:rPr>
       <w:color w:val="4070a0"/>
     </w:rPr>
   </w:style>
-  <w:style w:customStyle="1" w:styleId="VerbatimStringTok" w:type="character">
+  <w:style w:type="character" w:customStyle="1" w:styleId="VerbatimStringTok">
     <w:name w:val="VerbatimStringTok"/>
     <w:basedOn w:val="VerbatimChar"/>
     <w:rPr>
       <w:color w:val="4070a0"/>
     </w:rPr>
   </w:style>
-  <w:style w:customStyle="1" w:styleId="SpecialStringTok" w:type="character">
+  <w:style w:type="character" w:customStyle="1" w:styleId="SpecialStringTok">
     <w:name w:val="SpecialStringTok"/>
     <w:basedOn w:val="VerbatimChar"/>
     <w:rPr>
       <w:color w:val="bb6688"/>
     </w:rPr>
   </w:style>
-  <w:style w:customStyle="1" w:styleId="ImportTok" w:type="character">
+  <w:style w:type="character" w:customStyle="1" w:styleId="ImportTok">
     <w:name w:val="ImportTok"/>
     <w:basedOn w:val="VerbatimChar"/>
     <w:rPr>
@@ -3300,7 +3223,7 @@
       <w:color w:val="008000"/>
     </w:rPr>
   </w:style>
-  <w:style w:customStyle="1" w:styleId="CommentTok" w:type="character">
+  <w:style w:type="character" w:customStyle="1" w:styleId="CommentTok">
     <w:name w:val="CommentTok"/>
     <w:basedOn w:val="VerbatimChar"/>
     <w:rPr>
@@ -3308,7 +3231,7 @@
       <w:color w:val="60a0b0"/>
     </w:rPr>
   </w:style>
-  <w:style w:customStyle="1" w:styleId="DocumentationTok" w:type="character">
+  <w:style w:type="character" w:customStyle="1" w:styleId="DocumentationTok">
     <w:name w:val="DocumentationTok"/>
     <w:basedOn w:val="VerbatimChar"/>
     <w:rPr>
@@ -3316,7 +3239,7 @@
       <w:color w:val="ba2121"/>
     </w:rPr>
   </w:style>
-  <w:style w:customStyle="1" w:styleId="AnnotationTok" w:type="character">
+  <w:style w:type="character" w:customStyle="1" w:styleId="AnnotationTok">
     <w:name w:val="AnnotationTok"/>
     <w:basedOn w:val="VerbatimChar"/>
     <w:rPr>
@@ -3325,7 +3248,7 @@
       <w:color w:val="60a0b0"/>
     </w:rPr>
   </w:style>
-  <w:style w:customStyle="1" w:styleId="CommentVarTok" w:type="character">
+  <w:style w:type="character" w:customStyle="1" w:styleId="CommentVarTok">
     <w:name w:val="CommentVarTok"/>
     <w:basedOn w:val="VerbatimChar"/>
     <w:rPr>
@@ -3334,28 +3257,28 @@
       <w:color w:val="60a0b0"/>
     </w:rPr>
   </w:style>
-  <w:style w:customStyle="1" w:styleId="OtherTok" w:type="character">
+  <w:style w:type="character" w:customStyle="1" w:styleId="OtherTok">
     <w:name w:val="OtherTok"/>
     <w:basedOn w:val="VerbatimChar"/>
     <w:rPr>
       <w:color w:val="007020"/>
     </w:rPr>
   </w:style>
-  <w:style w:customStyle="1" w:styleId="FunctionTok" w:type="character">
+  <w:style w:type="character" w:customStyle="1" w:styleId="FunctionTok">
     <w:name w:val="FunctionTok"/>
     <w:basedOn w:val="VerbatimChar"/>
     <w:rPr>
       <w:color w:val="06287e"/>
     </w:rPr>
   </w:style>
-  <w:style w:customStyle="1" w:styleId="VariableTok" w:type="character">
+  <w:style w:type="character" w:customStyle="1" w:styleId="VariableTok">
     <w:name w:val="VariableTok"/>
     <w:basedOn w:val="VerbatimChar"/>
     <w:rPr>
       <w:color w:val="19177c"/>
     </w:rPr>
   </w:style>
-  <w:style w:customStyle="1" w:styleId="ControlFlowTok" w:type="character">
+  <w:style w:type="character" w:customStyle="1" w:styleId="ControlFlowTok">
     <w:name w:val="ControlFlowTok"/>
     <w:basedOn w:val="VerbatimChar"/>
     <w:rPr>
@@ -3363,45 +3286,45 @@
       <w:color w:val="007020"/>
     </w:rPr>
   </w:style>
-  <w:style w:customStyle="1" w:styleId="OperatorTok" w:type="character">
+  <w:style w:type="character" w:customStyle="1" w:styleId="OperatorTok">
     <w:name w:val="OperatorTok"/>
     <w:basedOn w:val="VerbatimChar"/>
     <w:rPr>
       <w:color w:val="666666"/>
     </w:rPr>
   </w:style>
-  <w:style w:customStyle="1" w:styleId="BuiltInTok" w:type="character">
+  <w:style w:type="character" w:customStyle="1" w:styleId="BuiltInTok">
     <w:name w:val="BuiltInTok"/>
     <w:basedOn w:val="VerbatimChar"/>
     <w:rPr>
       <w:color w:val="008000"/>
     </w:rPr>
   </w:style>
-  <w:style w:customStyle="1" w:styleId="ExtensionTok" w:type="character">
+  <w:style w:type="character" w:customStyle="1" w:styleId="ExtensionTok">
     <w:name w:val="ExtensionTok"/>
     <w:basedOn w:val="VerbatimChar"/>
     <w:rPr/>
   </w:style>
-  <w:style w:customStyle="1" w:styleId="PreprocessorTok" w:type="character">
+  <w:style w:type="character" w:customStyle="1" w:styleId="PreprocessorTok">
     <w:name w:val="PreprocessorTok"/>
     <w:basedOn w:val="VerbatimChar"/>
     <w:rPr>
       <w:color w:val="bc7a00"/>
     </w:rPr>
   </w:style>
-  <w:style w:customStyle="1" w:styleId="AttributeTok" w:type="character">
+  <w:style w:type="character" w:customStyle="1" w:styleId="AttributeTok">
     <w:name w:val="AttributeTok"/>
     <w:basedOn w:val="VerbatimChar"/>
     <w:rPr>
       <w:color w:val="7d9029"/>
     </w:rPr>
   </w:style>
-  <w:style w:customStyle="1" w:styleId="RegionMarkerTok" w:type="character">
+  <w:style w:type="character" w:customStyle="1" w:styleId="RegionMarkerTok">
     <w:name w:val="RegionMarkerTok"/>
     <w:basedOn w:val="VerbatimChar"/>
     <w:rPr/>
   </w:style>
-  <w:style w:customStyle="1" w:styleId="InformationTok" w:type="character">
+  <w:style w:type="character" w:customStyle="1" w:styleId="InformationTok">
     <w:name w:val="InformationTok"/>
     <w:basedOn w:val="VerbatimChar"/>
     <w:rPr>
@@ -3410,7 +3333,7 @@
       <w:color w:val="60a0b0"/>
     </w:rPr>
   </w:style>
-  <w:style w:customStyle="1" w:styleId="WarningTok" w:type="character">
+  <w:style w:type="character" w:customStyle="1" w:styleId="WarningTok">
     <w:name w:val="WarningTok"/>
     <w:basedOn w:val="VerbatimChar"/>
     <w:rPr>
@@ -3419,7 +3342,7 @@
       <w:color w:val="60a0b0"/>
     </w:rPr>
   </w:style>
-  <w:style w:customStyle="1" w:styleId="AlertTok" w:type="character">
+  <w:style w:type="character" w:customStyle="1" w:styleId="AlertTok">
     <w:name w:val="AlertTok"/>
     <w:basedOn w:val="VerbatimChar"/>
     <w:rPr>
@@ -3427,7 +3350,7 @@
       <w:color w:val="ff0000"/>
     </w:rPr>
   </w:style>
-  <w:style w:customStyle="1" w:styleId="ErrorTok" w:type="character">
+  <w:style w:type="character" w:customStyle="1" w:styleId="ErrorTok">
     <w:name w:val="ErrorTok"/>
     <w:basedOn w:val="VerbatimChar"/>
     <w:rPr>
@@ -3435,7 +3358,7 @@
       <w:color w:val="ff0000"/>
     </w:rPr>
   </w:style>
-  <w:style w:customStyle="1" w:styleId="NormalTok" w:type="character">
+  <w:style w:type="character" w:customStyle="1" w:styleId="NormalTok">
     <w:name w:val="NormalTok"/>
     <w:basedOn w:val="VerbatimChar"/>
     <w:rPr/>
